--- a/courseware/LP-WSQ Technical Drawing with AutoCAD Electrical.docx
+++ b/courseware/LP-WSQ Technical Drawing with AutoCAD Electrical.docx
@@ -179,7 +179,7 @@
           <w:color w:val="1F6FEB"/>
           <w:sz w:val="24"/>
         </w:rPr>
-        <w:t>Version 6.0</w:t>
+        <w:t>Version 6.1</w:t>
       </w:r>
     </w:p>
     <w:p>
@@ -610,7 +610,65 @@
               <w:rPr>
                 <w:sz w:val="19"/>
               </w:rPr>
-              <w:t>Full regeneration: single-source rebuild aligned to CP LU1–LU3; 8 hands-on labs with DWG starter files; schedule rebalanced across 2 days</w:t>
+              <w:t>Single-source rebuild aligned to CP LU1–LU3; 8 hands-on labs with public DWG starters; schedule rebalanced across 2 days</w:t>
+            </w:r>
+          </w:p>
+        </w:tc>
+        <w:tc>
+          <w:tcPr>
+            <w:tcW w:type="dxa" w:w="2160"/>
+          </w:tcPr>
+          <w:p>
+            <w:r/>
+            <w:r>
+              <w:rPr>
+                <w:sz w:val="19"/>
+              </w:rPr>
+              <w:t>Dr Alfred Ang</w:t>
+            </w:r>
+          </w:p>
+        </w:tc>
+      </w:tr>
+      <w:tr>
+        <w:tc>
+          <w:tcPr>
+            <w:tcW w:type="dxa" w:w="2160"/>
+          </w:tcPr>
+          <w:p>
+            <w:r/>
+            <w:r>
+              <w:rPr>
+                <w:sz w:val="19"/>
+              </w:rPr>
+              <w:t>6.1</w:t>
+            </w:r>
+          </w:p>
+        </w:tc>
+        <w:tc>
+          <w:tcPr>
+            <w:tcW w:type="dxa" w:w="2160"/>
+          </w:tcPr>
+          <w:p>
+            <w:r/>
+            <w:r>
+              <w:rPr>
+                <w:sz w:val="19"/>
+              </w:rPr>
+              <w:t>21 August 2026</w:t>
+            </w:r>
+          </w:p>
+        </w:tc>
+        <w:tc>
+          <w:tcPr>
+            <w:tcW w:type="dxa" w:w="2160"/>
+          </w:tcPr>
+          <w:p>
+            <w:r/>
+            <w:r>
+              <w:rPr>
+                <w:sz w:val="19"/>
+              </w:rPr>
+              <w:t>Integrated AutoCAD Electrical project packages into Labs 2–8; added legacy-path safeguards and updated the aligned delivery schedule</w:t>
             </w:r>
           </w:p>
         </w:tc>
@@ -732,7 +790,7 @@
         </w:rPr>
         <w:t>Course Schedule</w:t>
         <w:tab/>
-        <w:t>4</w:t>
+        <w:t>5</w:t>
       </w:r>
     </w:p>
     <w:p>
@@ -752,7 +810,7 @@
         </w:rPr>
         <w:t>Day 1 — Getting started, projects and schematic drawing</w:t>
         <w:tab/>
-        <w:t>4</w:t>
+        <w:t>5</w:t>
       </w:r>
     </w:p>
     <w:p>
@@ -772,7 +830,7 @@
         </w:rPr>
         <w:t>Day 2 — Analysis, documentation, submission and assessment</w:t>
         <w:tab/>
-        <w:t>5</w:t>
+        <w:t>6</w:t>
       </w:r>
     </w:p>
     <w:p>
@@ -1009,7 +1067,7 @@
               <w:rPr>
                 <w:sz w:val="20"/>
               </w:rPr>
-              <w:t>9:30 am – 6:30 pm (45-min lunch; tea breaks within training time)</w:t>
+              <w:t>9:30 am – 6:30 pm (1-hour lunch; tea breaks within training time)</w:t>
             </w:r>
           </w:p>
         </w:tc>
@@ -1189,6 +1247,11 @@
       </w:r>
     </w:p>
     <w:p>
+      <w:r>
+        <w:br w:type="page"/>
+      </w:r>
+    </w:p>
+    <w:p>
       <w:pPr>
         <w:pStyle w:val="Heading1"/>
       </w:pPr>
@@ -1209,6 +1272,7 @@
         <w:tblStyle w:val="TableGrid"/>
         <w:tblW w:type="auto" w:w="0"/>
         <w:jc w:val="center"/>
+        <w:tblLayout w:type="fixed"/>
         <w:tblLook w:firstColumn="1" w:firstRow="1" w:lastColumn="0" w:lastRow="0" w:noHBand="0" w:noVBand="1" w:val="04A0"/>
       </w:tblPr>
       <w:tblGrid>
@@ -1217,6 +1281,10 @@
         <w:gridCol w:w="2880"/>
       </w:tblGrid>
       <w:tr>
+        <w:trPr>
+          <w:cantSplit/>
+          <w:tblHeader w:val="true"/>
+        </w:trPr>
         <w:tc>
           <w:tcPr>
             <w:tcW w:type="dxa" w:w="1800"/>
@@ -1273,6 +1341,9 @@
         </w:tc>
       </w:tr>
       <w:tr>
+        <w:trPr>
+          <w:cantSplit/>
+        </w:trPr>
         <w:tc>
           <w:tcPr>
             <w:tcW w:type="dxa" w:w="1800"/>
@@ -1320,12 +1391,15 @@
                 <w:b w:val="0"/>
                 <w:sz w:val="19"/>
               </w:rPr>
-              <w:t>Digital Attendance (AM) — SSG QR code.  Welcome and course introduction (Slides 1–3)</w:t>
+              <w:t>Digital Attendance (AM) — SSG QR code. Welcome and course introduction (Slides 1–3)</w:t>
             </w:r>
           </w:p>
         </w:tc>
       </w:tr>
       <w:tr>
+        <w:trPr>
+          <w:cantSplit/>
+        </w:trPr>
         <w:tc>
           <w:tcPr>
             <w:tcW w:type="dxa" w:w="1800"/>
@@ -1373,12 +1447,15 @@
                 <w:b w:val="0"/>
                 <w:sz w:val="19"/>
               </w:rPr>
-              <w:t>Trainer and learner introductions, ground rules, course outline, learning outcomes, Skills Framework TSC (Technical Drawing, DSN-TDR-4005-1.1) and  briefing for assessment (Slides 4–18)</w:t>
+              <w:t>Trainer and learner introductions, ground rules, course outline, learning outcomes, Skills Framework TSC (Technical Drawing, DSN-TDR-4005-1.1) and briefing for assessment (Slides 4–18)</w:t>
             </w:r>
           </w:p>
         </w:tc>
       </w:tr>
       <w:tr>
+        <w:trPr>
+          <w:cantSplit/>
+        </w:trPr>
         <w:tc>
           <w:tcPr>
             <w:tcW w:type="dxa" w:w="1800"/>
@@ -1426,12 +1503,15 @@
                 <w:b/>
                 <w:sz w:val="19"/>
               </w:rPr>
-              <w:t>Topic 1 — Introduction to Technical Drawing Using AutoCAD Electrical: user interface, symbols/standards/conventions (K1), ribbon, marking menu, palettes, status bar, model space, navigation (K2).  Lecture, didactic questioning and demonstration (Slides 19–33)</w:t>
+              <w:t>Topic 1 — Introduction to Technical Drawing Using AutoCAD Electrical: user interface, symbols/standards/conventions (K1), ribbon, marking menu, palettes, status bar, model space and navigation (K2). Lecture, didactic questioning and demonstration (Slides 19–38)</w:t>
             </w:r>
           </w:p>
         </w:tc>
       </w:tr>
       <w:tr>
+        <w:trPr>
+          <w:cantSplit/>
+        </w:trPr>
         <w:tc>
           <w:tcPr>
             <w:tcW w:type="dxa" w:w="1800"/>
@@ -1485,6 +1565,9 @@
         </w:tc>
       </w:tr>
       <w:tr>
+        <w:trPr>
+          <w:cantSplit/>
+        </w:trPr>
         <w:tc>
           <w:tcPr>
             <w:tcW w:type="dxa" w:w="1800"/>
@@ -1529,12 +1612,15 @@
                 <w:b w:val="0"/>
                 <w:sz w:val="19"/>
               </w:rPr>
-              <w:t>Topic 1 practical: Lab 1: Set Up a New AutoCAD Electrical Drawing (A1).  Devise metrics: template, workspace, limits, units, grid and snap (Slides 34–43)</w:t>
+              <w:t>Topic 1 practical: Lab 1: Set Up a New AutoCAD Electrical Drawing (A1). Devise metrics: template, workspace, limits, units, grid and snap (Slides 39–41)</w:t>
             </w:r>
           </w:p>
         </w:tc>
       </w:tr>
       <w:tr>
+        <w:trPr>
+          <w:cantSplit/>
+        </w:trPr>
         <w:tc>
           <w:tcPr>
             <w:tcW w:type="dxa" w:w="1800"/>
@@ -1548,7 +1634,7 @@
                 <w:b w:val="0"/>
                 <w:sz w:val="19"/>
               </w:rPr>
-              <w:t>1200–1245 hrs</w:t>
+              <w:t>1200–1300 hrs</w:t>
             </w:r>
           </w:p>
         </w:tc>
@@ -1565,7 +1651,7 @@
                 <w:b w:val="0"/>
                 <w:sz w:val="19"/>
               </w:rPr>
-              <w:t>45 min</w:t>
+              <w:t>60 min</w:t>
             </w:r>
           </w:p>
         </w:tc>
@@ -1588,6 +1674,9 @@
         </w:tc>
       </w:tr>
       <w:tr>
+        <w:trPr>
+          <w:cantSplit/>
+        </w:trPr>
         <w:tc>
           <w:tcPr>
             <w:tcW w:type="dxa" w:w="1800"/>
@@ -1601,7 +1690,7 @@
                 <w:b w:val="0"/>
                 <w:sz w:val="19"/>
               </w:rPr>
-              <w:t>1245–1300 hrs</w:t>
+              <w:t>1300–1315 hrs</w:t>
             </w:r>
           </w:p>
         </w:tc>
@@ -1641,6 +1730,9 @@
         </w:tc>
       </w:tr>
       <w:tr>
+        <w:trPr>
+          <w:cantSplit/>
+        </w:trPr>
         <w:tc>
           <w:tcPr>
             <w:tcW w:type="dxa" w:w="1800"/>
@@ -1653,7 +1745,7 @@
                 <w:b w:val="0"/>
                 <w:sz w:val="19"/>
               </w:rPr>
-              <w:t>1300–1420 hrs</w:t>
+              <w:t>1315–1430 hrs</w:t>
             </w:r>
           </w:p>
         </w:tc>
@@ -1669,7 +1761,7 @@
                 <w:b w:val="0"/>
                 <w:sz w:val="19"/>
               </w:rPr>
-              <w:t>80 min</w:t>
+              <w:t>75 min</w:t>
             </w:r>
           </w:p>
         </w:tc>
@@ -1685,12 +1777,15 @@
                 <w:b w:val="0"/>
                 <w:sz w:val="19"/>
               </w:rPr>
-              <w:t>Topic 1 — projects and drawing management: Project Manager, project/drawing properties, reference systems, title blocks (A1, A2). Hands-on: Lab 2: Create a Project with Project Manager (Slides 27–48)</w:t>
+              <w:t>Topic 1 — projects and drawing management: inspect the supplied AutoCAD Electrical sample project on a copy, resolve current library paths, then use Project Manager, project/drawing properties, reference systems and title blocks (A1, A2). Hands-on: Lab 2: Create a Project with Project Manager (Slides 29–44)</w:t>
             </w:r>
           </w:p>
         </w:tc>
       </w:tr>
       <w:tr>
+        <w:trPr>
+          <w:cantSplit/>
+        </w:trPr>
         <w:tc>
           <w:tcPr>
             <w:tcW w:type="dxa" w:w="1800"/>
@@ -1704,7 +1799,7 @@
                 <w:b/>
                 <w:sz w:val="19"/>
               </w:rPr>
-              <w:t>1420–1450 hrs</w:t>
+              <w:t>1430–1500 hrs</w:t>
             </w:r>
           </w:p>
         </w:tc>
@@ -1738,12 +1833,15 @@
                 <w:b/>
                 <w:sz w:val="19"/>
               </w:rPr>
-              <w:t>Topic 2 — Analysing Technical Drawings: types of technical drawings (K3), technical drawing standards (K4),  symbol library standards IEC/IEEE/NFPA (K1) (Slides 50–54)</w:t>
+              <w:t>Topic 2 — Analysing Technical Drawings: types of technical drawings (K3), technical drawing standards (K4), symbol library standards IEC/IEEE/NFPA (K1) (Slides 46–50)</w:t>
             </w:r>
           </w:p>
         </w:tc>
       </w:tr>
       <w:tr>
+        <w:trPr>
+          <w:cantSplit/>
+        </w:trPr>
         <w:tc>
           <w:tcPr>
             <w:tcW w:type="dxa" w:w="1800"/>
@@ -1757,7 +1855,7 @@
                 <w:b w:val="0"/>
                 <w:sz w:val="19"/>
               </w:rPr>
-              <w:t>1450–1500 hrs</w:t>
+              <w:t>1500–1510 hrs</w:t>
             </w:r>
           </w:p>
         </w:tc>
@@ -1797,6 +1895,9 @@
         </w:tc>
       </w:tr>
       <w:tr>
+        <w:trPr>
+          <w:cantSplit/>
+        </w:trPr>
         <w:tc>
           <w:tcPr>
             <w:tcW w:type="dxa" w:w="1800"/>
@@ -1809,7 +1910,7 @@
                 <w:b w:val="0"/>
                 <w:sz w:val="19"/>
               </w:rPr>
-              <w:t>1500–1650 hrs</w:t>
+              <w:t>1510–1655 hrs</w:t>
             </w:r>
           </w:p>
         </w:tc>
@@ -1825,7 +1926,7 @@
                 <w:b w:val="0"/>
                 <w:sz w:val="19"/>
               </w:rPr>
-              <w:t>110 min</w:t>
+              <w:t>105 min</w:t>
             </w:r>
           </w:p>
         </w:tc>
@@ -1841,12 +1942,15 @@
                 <w:b w:val="0"/>
                 <w:sz w:val="19"/>
               </w:rPr>
-              <w:t>Topic 2 — schematic components, catalog browser, icon menu, parent/child, PLC modules, Circuit Builder (A4). Hands-on: Lab 3: Build Circuits with Circuit Builder (Slides 55–77)</w:t>
+              <w:t>Topic 2 — schematic components, catalog browser, icon menu, parent/child, PLC modules and Circuit Builder using the sample multiwire project as a completed reference (A4). Hands-on: Lab 3: Build Circuits with Circuit Builder (Slides 51–71)</w:t>
             </w:r>
           </w:p>
         </w:tc>
       </w:tr>
       <w:tr>
+        <w:trPr>
+          <w:cantSplit/>
+        </w:trPr>
         <w:tc>
           <w:tcPr>
             <w:tcW w:type="dxa" w:w="1800"/>
@@ -1859,7 +1963,7 @@
                 <w:b w:val="0"/>
                 <w:sz w:val="19"/>
               </w:rPr>
-              <w:t>1650–1815 hrs</w:t>
+              <w:t>1655–1820 hrs</w:t>
             </w:r>
           </w:p>
         </w:tc>
@@ -1891,12 +1995,15 @@
                 <w:b w:val="0"/>
                 <w:sz w:val="19"/>
               </w:rPr>
-              <w:t>Topic 2 — wires, wire layers, wire numbers, terminals (K4, A3). Hands-on: Lab 4: Insert Wires, Wire Numbers and Terminals (Slides 62–81)</w:t>
+              <w:t>Topic 2 — wires, wire layers, wire numbers and terminals using the sample single-wire project for comparison (K4, A3). Hands-on: Lab 4: Insert Wires, Wire Numbers and Terminals (Slides 57–73)</w:t>
             </w:r>
           </w:p>
         </w:tc>
       </w:tr>
       <w:tr>
+        <w:trPr>
+          <w:cantSplit/>
+        </w:trPr>
         <w:tc>
           <w:tcPr>
             <w:tcW w:type="dxa" w:w="1800"/>
@@ -1910,7 +2017,7 @@
                 <w:b w:val="0"/>
                 <w:sz w:val="19"/>
               </w:rPr>
-              <w:t>1815–1830 hrs</w:t>
+              <w:t>1820–1830 hrs</w:t>
             </w:r>
           </w:p>
         </w:tc>
@@ -1927,7 +2034,7 @@
                 <w:b w:val="0"/>
                 <w:sz w:val="19"/>
               </w:rPr>
-              <w:t>15 min</w:t>
+              <w:t>10 min</w:t>
             </w:r>
           </w:p>
         </w:tc>
@@ -1957,7 +2064,7 @@
           <w:color w:val="555B66"/>
           <w:sz w:val="19"/>
         </w:rPr>
-        <w:t>Total training/assessment time: 495 minutes (8.25 hours), excluding lunch.</w:t>
+        <w:t>Total training/assessment time: 480 minutes (8.00 hours), excluding lunch.</w:t>
       </w:r>
     </w:p>
     <w:p>
@@ -1973,6 +2080,7 @@
         <w:tblStyle w:val="TableGrid"/>
         <w:tblW w:type="auto" w:w="0"/>
         <w:jc w:val="center"/>
+        <w:tblLayout w:type="fixed"/>
         <w:tblLook w:firstColumn="1" w:firstRow="1" w:lastColumn="0" w:lastRow="0" w:noHBand="0" w:noVBand="1" w:val="04A0"/>
       </w:tblPr>
       <w:tblGrid>
@@ -1981,6 +2089,10 @@
         <w:gridCol w:w="2880"/>
       </w:tblGrid>
       <w:tr>
+        <w:trPr>
+          <w:cantSplit/>
+          <w:tblHeader w:val="true"/>
+        </w:trPr>
         <w:tc>
           <w:tcPr>
             <w:tcW w:type="dxa" w:w="1800"/>
@@ -2037,6 +2149,9 @@
         </w:tc>
       </w:tr>
       <w:tr>
+        <w:trPr>
+          <w:cantSplit/>
+        </w:trPr>
         <w:tc>
           <w:tcPr>
             <w:tcW w:type="dxa" w:w="1800"/>
@@ -2090,6 +2205,9 @@
         </w:tc>
       </w:tr>
       <w:tr>
+        <w:trPr>
+          <w:cantSplit/>
+        </w:trPr>
         <w:tc>
           <w:tcPr>
             <w:tcW w:type="dxa" w:w="1800"/>
@@ -2134,12 +2252,15 @@
                 <w:b w:val="0"/>
                 <w:sz w:val="19"/>
               </w:rPr>
-              <w:t>Topic 2 (continued) — signal arrows, cross-referencing, Surfer, Modify commands, project-wide updates, Mark/Verify (A3, A4). Hands-on: Lab 5: Cross-Reference and Surf a Drawing Set (Slides 66–86)</w:t>
+              <w:t>Topic 2 (continued) — inspect real multi-sheet links, then use signal arrows, cross-referencing, Surfer, Modify commands, project-wide updates and Mark/Verify (A3, A4). Hands-on: Lab 5: Cross-Reference and Surf a Drawing Set (Slides 63–76)</w:t>
             </w:r>
           </w:p>
         </w:tc>
       </w:tr>
       <w:tr>
+        <w:trPr>
+          <w:cantSplit/>
+        </w:trPr>
         <w:tc>
           <w:tcPr>
             <w:tcW w:type="dxa" w:w="1800"/>
@@ -2193,6 +2314,9 @@
         </w:tc>
       </w:tr>
       <w:tr>
+        <w:trPr>
+          <w:cantSplit/>
+        </w:trPr>
         <w:tc>
           <w:tcPr>
             <w:tcW w:type="dxa" w:w="1800"/>
@@ -2240,12 +2364,15 @@
                 <w:b/>
                 <w:sz w:val="19"/>
               </w:rPr>
-              <w:t>Topic 3 — Reviewing Technical Drawings for Strategic Relevance and Standard Compliance: fundamentals of drafting design documentation (K5),  panel layouts, nameplates, item numbers (Slides 89–104)</w:t>
+              <w:t>Topic 3 — Reviewing Technical Drawings for Strategic Relevance and Standard Compliance: fundamentals of drafting design documentation (K5), panel layouts, nameplates and item numbers (Slides 79–86)</w:t>
             </w:r>
           </w:p>
         </w:tc>
       </w:tr>
       <w:tr>
+        <w:trPr>
+          <w:cantSplit/>
+        </w:trPr>
         <w:tc>
           <w:tcPr>
             <w:tcW w:type="dxa" w:w="1800"/>
@@ -2259,7 +2386,7 @@
                 <w:b w:val="0"/>
                 <w:sz w:val="19"/>
               </w:rPr>
-              <w:t>1200–1245 hrs</w:t>
+              <w:t>1200–1300 hrs</w:t>
             </w:r>
           </w:p>
         </w:tc>
@@ -2276,7 +2403,7 @@
                 <w:b w:val="0"/>
                 <w:sz w:val="19"/>
               </w:rPr>
-              <w:t>45 min</w:t>
+              <w:t>60 min</w:t>
             </w:r>
           </w:p>
         </w:tc>
@@ -2299,6 +2426,9 @@
         </w:tc>
       </w:tr>
       <w:tr>
+        <w:trPr>
+          <w:cantSplit/>
+        </w:trPr>
         <w:tc>
           <w:tcPr>
             <w:tcW w:type="dxa" w:w="1800"/>
@@ -2312,7 +2442,7 @@
                 <w:b w:val="0"/>
                 <w:sz w:val="19"/>
               </w:rPr>
-              <w:t>1245–1300 hrs</w:t>
+              <w:t>1300–1315 hrs</w:t>
             </w:r>
           </w:p>
         </w:tc>
@@ -2352,6 +2482,9 @@
         </w:tc>
       </w:tr>
       <w:tr>
+        <w:trPr>
+          <w:cantSplit/>
+        </w:trPr>
         <w:tc>
           <w:tcPr>
             <w:tcW w:type="dxa" w:w="1800"/>
@@ -2364,7 +2497,7 @@
                 <w:b w:val="0"/>
                 <w:sz w:val="19"/>
               </w:rPr>
-              <w:t>1300–1420 hrs</w:t>
+              <w:t>1315–1430 hrs</w:t>
             </w:r>
           </w:p>
         </w:tc>
@@ -2380,7 +2513,7 @@
                 <w:b w:val="0"/>
                 <w:sz w:val="19"/>
               </w:rPr>
-              <w:t>80 min</w:t>
+              <w:t>75 min</w:t>
             </w:r>
           </w:p>
         </w:tc>
@@ -2396,12 +2529,15 @@
                 <w:b w:val="0"/>
                 <w:sz w:val="19"/>
               </w:rPr>
-              <w:t>Topic 3 — panel layouts and documentation (A5). Hands-on: Lab 6: Create a Panel Layout with Footprints. Reports and part lists. Hands-on: Lab 7: Generate Reports and Part Lists (Slides 105–112)</w:t>
+              <w:t>Topic 3 — compare linked schematic/panel sheets, then create panel layouts and documentation (A5). Hands-on: Lab 6: Create a Panel Layout with Footprints. Run reports and part lists against the supplied reporting project. Hands-on: Lab 7: Generate Reports and Part Lists (Slides 81–98)</w:t>
             </w:r>
           </w:p>
         </w:tc>
       </w:tr>
       <w:tr>
+        <w:trPr>
+          <w:cantSplit/>
+        </w:trPr>
         <w:tc>
           <w:tcPr>
             <w:tcW w:type="dxa" w:w="1800"/>
@@ -2414,7 +2550,7 @@
                 <w:b w:val="0"/>
                 <w:sz w:val="19"/>
               </w:rPr>
-              <w:t>1420–1450 hrs</w:t>
+              <w:t>1430–1500 hrs</w:t>
             </w:r>
           </w:p>
         </w:tc>
@@ -2446,12 +2582,15 @@
                 <w:b w:val="0"/>
                 <w:sz w:val="19"/>
               </w:rPr>
-              <w:t>Topic 3 — custom symbols with Symbol Builder (K6); external references; plot and publish to submission standards (A6). Hands-on: Lab 8: Plot and Publish the Project to PDF (Slides 99–116)</w:t>
+              <w:t>Topic 3 — custom symbols with Symbol Builder (K6); external references; validate title-block data; plot and publish to submission standards (A6). Hands-on: Lab 8: Plot and Publish the Project to PDF (Slides 90–100)</w:t>
             </w:r>
           </w:p>
         </w:tc>
       </w:tr>
       <w:tr>
+        <w:trPr>
+          <w:cantSplit/>
+        </w:trPr>
         <w:tc>
           <w:tcPr>
             <w:tcW w:type="dxa" w:w="1800"/>
@@ -2465,7 +2604,7 @@
                 <w:b w:val="0"/>
                 <w:sz w:val="19"/>
               </w:rPr>
-              <w:t>1450–1500 hrs</w:t>
+              <w:t>1500–1510 hrs</w:t>
             </w:r>
           </w:p>
         </w:tc>
@@ -2505,6 +2644,9 @@
         </w:tc>
       </w:tr>
       <w:tr>
+        <w:trPr>
+          <w:cantSplit/>
+        </w:trPr>
         <w:tc>
           <w:tcPr>
             <w:tcW w:type="dxa" w:w="1800"/>
@@ -2518,7 +2660,7 @@
                 <w:b w:val="0"/>
                 <w:sz w:val="19"/>
               </w:rPr>
-              <w:t>1500–1550 hrs</w:t>
+              <w:t>1510–1600 hrs</w:t>
             </w:r>
           </w:p>
         </w:tc>
@@ -2552,12 +2694,15 @@
                 <w:b w:val="0"/>
                 <w:sz w:val="19"/>
               </w:rPr>
-              <w:t>Recap of all content;  practice exam and revision for assessment (Slides 117–120)</w:t>
+              <w:t>Recap of all content; knowledge check and revision for assessment (Slides 101–104)</w:t>
             </w:r>
           </w:p>
         </w:tc>
       </w:tr>
       <w:tr>
+        <w:trPr>
+          <w:cantSplit/>
+        </w:trPr>
         <w:tc>
           <w:tcPr>
             <w:tcW w:type="dxa" w:w="1800"/>
@@ -2571,7 +2716,7 @@
                 <w:b w:val="0"/>
                 <w:sz w:val="19"/>
               </w:rPr>
-              <w:t>1550–1630 hrs</w:t>
+              <w:t>1600–1630 hrs</w:t>
             </w:r>
           </w:p>
         </w:tc>
@@ -2588,7 +2733,7 @@
                 <w:b w:val="0"/>
                 <w:sz w:val="19"/>
               </w:rPr>
-              <w:t>40 min</w:t>
+              <w:t>30 min</w:t>
             </w:r>
           </w:p>
         </w:tc>
@@ -2605,12 +2750,15 @@
                 <w:b w:val="0"/>
                 <w:sz w:val="19"/>
               </w:rPr>
-              <w:t>Course feedback and TRAQOM survey. Briefing for assessment.  Digital Attendance (Assessment) (Slides 121–126)</w:t>
+              <w:t>Course feedback and TRAQOM survey. Briefing for assessment. Digital Attendance (Assessment) (Slides 105–109)</w:t>
             </w:r>
           </w:p>
         </w:tc>
       </w:tr>
       <w:tr>
+        <w:trPr>
+          <w:cantSplit/>
+        </w:trPr>
         <w:tc>
           <w:tcPr>
             <w:tcW w:type="dxa" w:w="1800"/>
@@ -2664,6 +2812,9 @@
         </w:tc>
       </w:tr>
       <w:tr>
+        <w:trPr>
+          <w:cantSplit/>
+        </w:trPr>
         <w:tc>
           <w:tcPr>
             <w:tcW w:type="dxa" w:w="1800"/>
@@ -2724,7 +2875,7 @@
           <w:color w:val="555B66"/>
           <w:sz w:val="19"/>
         </w:rPr>
-        <w:t>Total training/assessment time: 495 minutes (8.25 hours), excluding lunch.</w:t>
+        <w:t>Total training/assessment time: 480 minutes (8.00 hours), excluding lunch.</w:t>
       </w:r>
     </w:p>
     <w:p>
